--- a/docs/待发送/回复队长_第五轮反馈.docx
+++ b/docs/待发送/回复队长_第五轮反馈.docx
@@ -3237,7 +3237,689 @@
           <w:sz w:val="28"/>
           <w:rFonts w:ascii="微软雅黑" w:hAnsi="微软雅黑" w:eastAsia="微软雅黑"/>
         </w:rPr>
-        <w:t>八 未完成 / 待确认</w:t>
+        <w:t>八 计划参数两入口已统一（本轮补充，2026-10-20）</w:t>
+      </w:r>
+    </w:p>
+    <w:p>
+      <w:pPr>
+        <w:spacing w:after="80"/>
+      </w:pPr>
+      <w:r>
+        <w:rPr>
+          <w:b w:val="0"/>
+          <w:sz w:val="21"/>
+          <w:rFonts w:ascii="宋体" w:hAnsi="宋体" w:eastAsia="宋体"/>
+        </w:rPr>
+        <w:t>你第六节末尾提到"计划参数非法类型处理的两入口差异仍待统一"。这一条我按网关口径统一了——</w:t>
+      </w:r>
+    </w:p>
+    <w:p>
+      <w:pPr>
+        <w:spacing w:after="80"/>
+      </w:pPr>
+      <w:r>
+        <w:rPr>
+          <w:b w:val="0"/>
+          <w:sz w:val="21"/>
+          <w:rFonts w:ascii="宋体" w:hAnsi="宋体" w:eastAsia="宋体"/>
+        </w:rPr>
+        <w:t>网关是权威侧，而且我侧 _coerce_plan_int 的注释里原本就写着"后端与网关必须用同一套"，</w:t>
+      </w:r>
+    </w:p>
+    <w:p>
+      <w:pPr>
+        <w:spacing w:after="80"/>
+      </w:pPr>
+      <w:r>
+        <w:rPr>
+          <w:b w:val="0"/>
+          <w:sz w:val="21"/>
+          <w:rFonts w:ascii="宋体" w:hAnsi="宋体" w:eastAsia="宋体"/>
+        </w:rPr>
+        <w:t>实际却是两套，属于自相矛盾，没理由保留。</w:t>
+      </w:r>
+    </w:p>
+    <w:p>
+      <w:pPr>
+        <w:spacing w:after="80"/>
+      </w:pPr>
+      <w:r>
+        <w:rPr>
+          <w:b/>
+          <w:sz w:val="21"/>
+          <w:rFonts w:ascii="宋体" w:hAnsi="宋体" w:eastAsia="宋体"/>
+        </w:rPr>
+        <w:t>统一前</w:t>
+      </w:r>
+      <w:r>
+        <w:rPr>
+          <w:b w:val="0"/>
+          <w:sz w:val="21"/>
+          <w:rFonts w:ascii="宋体" w:hAnsi="宋体" w:eastAsia="宋体"/>
+        </w:rPr>
+        <w:t>，同一个请求走网关报错、走后端静默成功：</w:t>
+      </w:r>
+    </w:p>
+    <w:tbl>
+      <w:tblPr>
+        <w:tblStyle w:val="TableGrid"/>
+        <w:tblW w:type="auto" w:w="0"/>
+        <w:tblLook w:firstColumn="1" w:firstRow="1" w:lastColumn="0" w:lastRow="0" w:noHBand="0" w:noVBand="1" w:val="04A0"/>
+      </w:tblPr>
+      <w:tblGrid>
+        <w:gridCol w:w="2160"/>
+        <w:gridCol w:w="2160"/>
+        <w:gridCol w:w="2160"/>
+        <w:gridCol w:w="2160"/>
+      </w:tblGrid>
+      <w:tr>
+        <w:tc>
+          <w:tcPr>
+            <w:tcW w:type="dxa" w:w="2160"/>
+          </w:tcPr>
+          <w:p>
+            <w:pPr>
+              <w:shd w:val="clear" w:fill="EDEDED"/>
+            </w:pPr>
+            <w:r/>
+            <w:r>
+              <w:rPr>
+                <w:b/>
+                <w:sz w:val="20"/>
+                <w:rFonts w:ascii="宋体" w:hAnsi="宋体" w:eastAsia="宋体"/>
+              </w:rPr>
+              <w:t>传入值</w:t>
+            </w:r>
+          </w:p>
+        </w:tc>
+        <w:tc>
+          <w:tcPr>
+            <w:tcW w:type="dxa" w:w="2160"/>
+          </w:tcPr>
+          <w:p>
+            <w:pPr>
+              <w:shd w:val="clear" w:fill="EDEDED"/>
+            </w:pPr>
+            <w:r/>
+            <w:r>
+              <w:rPr>
+                <w:b/>
+                <w:sz w:val="20"/>
+                <w:rFonts w:ascii="宋体" w:hAnsi="宋体" w:eastAsia="宋体"/>
+              </w:rPr>
+              <w:t>网关 captain_ai.normalize</w:t>
+            </w:r>
+          </w:p>
+        </w:tc>
+        <w:tc>
+          <w:tcPr>
+            <w:tcW w:type="dxa" w:w="2160"/>
+          </w:tcPr>
+          <w:p>
+            <w:pPr>
+              <w:shd w:val="clear" w:fill="EDEDED"/>
+            </w:pPr>
+            <w:r/>
+            <w:r>
+              <w:rPr>
+                <w:b/>
+                <w:sz w:val="20"/>
+                <w:rFonts w:ascii="宋体" w:hAnsi="宋体" w:eastAsia="宋体"/>
+              </w:rPr>
+              <w:t>我侧（改前）</w:t>
+            </w:r>
+          </w:p>
+        </w:tc>
+        <w:tc>
+          <w:tcPr>
+            <w:tcW w:type="dxa" w:w="2160"/>
+          </w:tcPr>
+          <w:p>
+            <w:pPr>
+              <w:shd w:val="clear" w:fill="EDEDED"/>
+            </w:pPr>
+            <w:r/>
+            <w:r>
+              <w:rPr>
+                <w:b/>
+                <w:sz w:val="20"/>
+                <w:rFonts w:ascii="宋体" w:hAnsi="宋体" w:eastAsia="宋体"/>
+              </w:rPr>
+              <w:t>一致？</w:t>
+            </w:r>
+          </w:p>
+        </w:tc>
+      </w:tr>
+      <w:tr>
+        <w:tc>
+          <w:tcPr>
+            <w:tcW w:type="dxa" w:w="2160"/>
+          </w:tcPr>
+          <w:p>
+            <w:r/>
+            <w:r>
+              <w:rPr>
+                <w:b w:val="0"/>
+                <w:sz w:val="20"/>
+                <w:rFonts w:ascii="宋体" w:hAnsi="宋体" w:eastAsia="宋体"/>
+              </w:rPr>
+              <w:t>99 / -5</w:t>
+            </w:r>
+          </w:p>
+        </w:tc>
+        <w:tc>
+          <w:tcPr>
+            <w:tcW w:type="dxa" w:w="2160"/>
+          </w:tcPr>
+          <w:p>
+            <w:r/>
+            <w:r>
+              <w:rPr>
+                <w:b w:val="0"/>
+                <w:sz w:val="20"/>
+                <w:rFonts w:ascii="宋体" w:hAnsi="宋体" w:eastAsia="宋体"/>
+              </w:rPr>
+              <w:t>夹取到 7 / 1</w:t>
+            </w:r>
+          </w:p>
+        </w:tc>
+        <w:tc>
+          <w:tcPr>
+            <w:tcW w:type="dxa" w:w="2160"/>
+          </w:tcPr>
+          <w:p>
+            <w:r/>
+            <w:r>
+              <w:rPr>
+                <w:b w:val="0"/>
+                <w:sz w:val="20"/>
+                <w:rFonts w:ascii="宋体" w:hAnsi="宋体" w:eastAsia="宋体"/>
+              </w:rPr>
+              <w:t>夹取到 7 / 1</w:t>
+            </w:r>
+          </w:p>
+        </w:tc>
+        <w:tc>
+          <w:tcPr>
+            <w:tcW w:type="dxa" w:w="2160"/>
+          </w:tcPr>
+          <w:p>
+            <w:r/>
+            <w:r>
+              <w:rPr>
+                <w:b w:val="0"/>
+                <w:sz w:val="20"/>
+                <w:rFonts w:ascii="宋体" w:hAnsi="宋体" w:eastAsia="宋体"/>
+              </w:rPr>
+              <w:t>✅</w:t>
+            </w:r>
+          </w:p>
+        </w:tc>
+      </w:tr>
+      <w:tr>
+        <w:tc>
+          <w:tcPr>
+            <w:tcW w:type="dxa" w:w="2160"/>
+          </w:tcPr>
+          <w:p>
+            <w:r/>
+            <w:r>
+              <w:rPr>
+                <w:b w:val="0"/>
+                <w:sz w:val="20"/>
+                <w:rFonts w:ascii="宋体" w:hAnsi="宋体" w:eastAsia="宋体"/>
+              </w:rPr>
+              <w:t>"60"、" 60 "</w:t>
+            </w:r>
+          </w:p>
+        </w:tc>
+        <w:tc>
+          <w:tcPr>
+            <w:tcW w:type="dxa" w:w="2160"/>
+          </w:tcPr>
+          <w:p>
+            <w:r/>
+            <w:r>
+              <w:rPr>
+                <w:b w:val="0"/>
+                <w:sz w:val="20"/>
+                <w:rFonts w:ascii="宋体" w:hAnsi="宋体" w:eastAsia="宋体"/>
+              </w:rPr>
+              <w:t>收，转成 60</w:t>
+            </w:r>
+          </w:p>
+        </w:tc>
+        <w:tc>
+          <w:tcPr>
+            <w:tcW w:type="dxa" w:w="2160"/>
+          </w:tcPr>
+          <w:p>
+            <w:r/>
+            <w:r>
+              <w:rPr>
+                <w:b w:val="0"/>
+                <w:sz w:val="20"/>
+                <w:rFonts w:ascii="宋体" w:hAnsi="宋体" w:eastAsia="宋体"/>
+              </w:rPr>
+              <w:t>收，转成 60</w:t>
+            </w:r>
+          </w:p>
+        </w:tc>
+        <w:tc>
+          <w:tcPr>
+            <w:tcW w:type="dxa" w:w="2160"/>
+          </w:tcPr>
+          <w:p>
+            <w:r/>
+            <w:r>
+              <w:rPr>
+                <w:b w:val="0"/>
+                <w:sz w:val="20"/>
+                <w:rFonts w:ascii="宋体" w:hAnsi="宋体" w:eastAsia="宋体"/>
+              </w:rPr>
+              <w:t>✅</w:t>
+            </w:r>
+          </w:p>
+        </w:tc>
+      </w:tr>
+      <w:tr>
+        <w:tc>
+          <w:tcPr>
+            <w:tcW w:type="dxa" w:w="2160"/>
+          </w:tcPr>
+          <w:p>
+            <w:r/>
+            <w:r>
+              <w:rPr>
+                <w:b w:val="0"/>
+                <w:sz w:val="20"/>
+                <w:rFonts w:ascii="宋体" w:hAnsi="宋体" w:eastAsia="宋体"/>
+              </w:rPr>
+              <w:t>"abc"、"3天"</w:t>
+            </w:r>
+          </w:p>
+        </w:tc>
+        <w:tc>
+          <w:tcPr>
+            <w:tcW w:type="dxa" w:w="2160"/>
+          </w:tcPr>
+          <w:p>
+            <w:r/>
+            <w:r>
+              <w:rPr>
+                <w:b w:val="0"/>
+                <w:sz w:val="20"/>
+                <w:rFonts w:ascii="宋体" w:hAnsi="宋体" w:eastAsia="宋体"/>
+              </w:rPr>
+              <w:t>raise → code=2</w:t>
+            </w:r>
+          </w:p>
+        </w:tc>
+        <w:tc>
+          <w:tcPr>
+            <w:tcW w:type="dxa" w:w="2160"/>
+          </w:tcPr>
+          <w:p>
+            <w:r/>
+            <w:r>
+              <w:rPr>
+                <w:b w:val="0"/>
+                <w:sz w:val="20"/>
+                <w:rFonts w:ascii="宋体" w:hAnsi="宋体" w:eastAsia="宋体"/>
+              </w:rPr>
+              <w:t>悄悄改默认 3 继续跑</w:t>
+            </w:r>
+          </w:p>
+        </w:tc>
+        <w:tc>
+          <w:tcPr>
+            <w:tcW w:type="dxa" w:w="2160"/>
+          </w:tcPr>
+          <w:p>
+            <w:r/>
+            <w:r>
+              <w:rPr>
+                <w:b w:val="0"/>
+                <w:sz w:val="20"/>
+                <w:rFonts w:ascii="宋体" w:hAnsi="宋体" w:eastAsia="宋体"/>
+              </w:rPr>
+              <w:t>❌</w:t>
+            </w:r>
+          </w:p>
+        </w:tc>
+      </w:tr>
+      <w:tr>
+        <w:tc>
+          <w:tcPr>
+            <w:tcW w:type="dxa" w:w="2160"/>
+          </w:tcPr>
+          <w:p>
+            <w:r/>
+            <w:r>
+              <w:rPr>
+                <w:b w:val="0"/>
+                <w:sz w:val="20"/>
+                <w:rFonts w:ascii="宋体" w:hAnsi="宋体" w:eastAsia="宋体"/>
+              </w:rPr>
+              <w:t>true、60.5、[]</w:t>
+            </w:r>
+          </w:p>
+        </w:tc>
+        <w:tc>
+          <w:tcPr>
+            <w:tcW w:type="dxa" w:w="2160"/>
+          </w:tcPr>
+          <w:p>
+            <w:r/>
+            <w:r>
+              <w:rPr>
+                <w:b w:val="0"/>
+                <w:sz w:val="20"/>
+                <w:rFonts w:ascii="宋体" w:hAnsi="宋体" w:eastAsia="宋体"/>
+              </w:rPr>
+              <w:t>raise → code=2</w:t>
+            </w:r>
+          </w:p>
+        </w:tc>
+        <w:tc>
+          <w:tcPr>
+            <w:tcW w:type="dxa" w:w="2160"/>
+          </w:tcPr>
+          <w:p>
+            <w:r/>
+            <w:r>
+              <w:rPr>
+                <w:b w:val="0"/>
+                <w:sz w:val="20"/>
+                <w:rFonts w:ascii="宋体" w:hAnsi="宋体" w:eastAsia="宋体"/>
+              </w:rPr>
+              <w:t>悄悄改默认 3 继续跑</w:t>
+            </w:r>
+          </w:p>
+        </w:tc>
+        <w:tc>
+          <w:tcPr>
+            <w:tcW w:type="dxa" w:w="2160"/>
+          </w:tcPr>
+          <w:p>
+            <w:r/>
+            <w:r>
+              <w:rPr>
+                <w:b w:val="0"/>
+                <w:sz w:val="20"/>
+                <w:rFonts w:ascii="宋体" w:hAnsi="宋体" w:eastAsia="宋体"/>
+              </w:rPr>
+              <w:t>❌</w:t>
+            </w:r>
+          </w:p>
+        </w:tc>
+      </w:tr>
+    </w:tbl>
+    <w:p>
+      <w:pPr>
+        <w:spacing w:after="80"/>
+      </w:pPr>
+      <w:r>
+        <w:rPr>
+          <w:b/>
+          <w:sz w:val="21"/>
+          <w:rFonts w:ascii="宋体" w:hAnsi="宋体" w:eastAsia="宋体"/>
+        </w:rPr>
+        <w:t>统一后的口径</w:t>
+      </w:r>
+      <w:r>
+        <w:rPr>
+          <w:b w:val="0"/>
+          <w:sz w:val="21"/>
+          <w:rFonts w:ascii="宋体" w:hAnsi="宋体" w:eastAsia="宋体"/>
+        </w:rPr>
+        <w:t>：</w:t>
+      </w:r>
+    </w:p>
+    <w:p>
+      <w:pPr>
+        <w:pStyle w:val="ListBullet"/>
+      </w:pPr>
+      <w:r>
+        <w:rPr>
+          <w:b w:val="0"/>
+          <w:sz w:val="21"/>
+          <w:rFonts w:ascii="宋体" w:hAnsi="宋体" w:eastAsia="宋体"/>
+        </w:rPr>
+        <w:t>只在 task=study_plan 时按网关规则拒绝——网关也只在这个分支校验这两个键</w:t>
+      </w:r>
+    </w:p>
+    <w:p>
+      <w:pPr>
+        <w:spacing w:after="80"/>
+      </w:pPr>
+      <w:r>
+        <w:rPr>
+          <w:b w:val="0"/>
+          <w:sz w:val="21"/>
+          <w:rFonts w:ascii="宋体" w:hAnsi="宋体" w:eastAsia="宋体"/>
+        </w:rPr>
+        <w:t>（captain_ai.py 197-206 行），非 study_plan 场景它压根不读。那里我侧保持降级改默认，</w:t>
+      </w:r>
+    </w:p>
+    <w:p>
+      <w:pPr>
+        <w:spacing w:after="80"/>
+      </w:pPr>
+      <w:r>
+        <w:rPr>
+          <w:b w:val="0"/>
+          <w:sz w:val="21"/>
+          <w:rFonts w:ascii="宋体" w:hAnsi="宋体" w:eastAsia="宋体"/>
+        </w:rPr>
+        <w:t>否则我拦、网关不拦，反而制造新的不一致。</w:t>
+      </w:r>
+    </w:p>
+    <w:p>
+      <w:pPr>
+        <w:pStyle w:val="ListBullet"/>
+      </w:pPr>
+      <w:r>
+        <w:rPr>
+          <w:b w:val="0"/>
+          <w:sz w:val="21"/>
+          <w:rFonts w:ascii="宋体" w:hAnsi="宋体" w:eastAsia="宋体"/>
+        </w:rPr>
+        <w:t>非法类型我侧本地拦 code=2，</w:t>
+      </w:r>
+      <w:r>
+        <w:rPr>
+          <w:b/>
+          <w:sz w:val="21"/>
+          <w:rFonts w:ascii="宋体" w:hAnsi="宋体" w:eastAsia="宋体"/>
+        </w:rPr>
+        <w:t>不发 HTTP、不调模型</w:t>
+      </w:r>
+      <w:r>
+        <w:rPr>
+          <w:b w:val="0"/>
+          <w:sz w:val="21"/>
+          <w:rFonts w:ascii="宋体" w:hAnsi="宋体" w:eastAsia="宋体"/>
+        </w:rPr>
+        <w:t>，原因串与网关完全一致：</w:t>
+      </w:r>
+    </w:p>
+    <w:p>
+      <w:pPr>
+        <w:spacing w:after="80"/>
+      </w:pPr>
+      <w:r>
+        <w:rPr>
+          <w:b w:val="0"/>
+          <w:sz w:val="21"/>
+          <w:rFonts w:ascii="宋体" w:hAnsi="宋体" w:eastAsia="宋体"/>
+        </w:rPr>
+        <w:t>plan_days must be an integer。</w:t>
+      </w:r>
+    </w:p>
+    <w:p>
+      <w:pPr>
+        <w:pStyle w:val="ListBullet"/>
+      </w:pPr>
+      <w:r>
+        <w:rPr>
+          <w:b w:val="0"/>
+          <w:sz w:val="21"/>
+          <w:rFonts w:ascii="宋体" w:hAnsi="宋体" w:eastAsia="宋体"/>
+        </w:rPr>
+        <w:t>字符串判定从正则改成 int(s)，连 "1_000" 这类边缘输入也跟网关同行为。</w:t>
+      </w:r>
+    </w:p>
+    <w:p>
+      <w:pPr>
+        <w:pStyle w:val="ListBullet"/>
+      </w:pPr>
+      <w:r>
+        <w:rPr>
+          <w:b w:val="0"/>
+          <w:sz w:val="21"/>
+          <w:rFonts w:ascii="宋体" w:hAnsi="宋体" w:eastAsia="宋体"/>
+        </w:rPr>
+        <w:t>越界仍夹取、不报错（网关也是 min(hi, max(1, v))），notes 里新增"类别"字段，</w:t>
+      </w:r>
+    </w:p>
+    <w:p>
+      <w:pPr>
+        <w:spacing w:after="80"/>
+      </w:pPr>
+      <w:r>
+        <w:rPr>
+          <w:b w:val="0"/>
+          <w:sz w:val="21"/>
+          <w:rFonts w:ascii="宋体" w:hAnsi="宋体" w:eastAsia="宋体"/>
+        </w:rPr>
+        <w:t>把「类型错误」和「越界夹取」区分开，排障时能一眼看出是哪种。</w:t>
+      </w:r>
+    </w:p>
+    <w:p>
+      <w:pPr>
+        <w:spacing w:after="80"/>
+      </w:pPr>
+      <w:r>
+        <w:rPr>
+          <w:b w:val="0"/>
+          <w:sz w:val="21"/>
+          <w:rFonts w:ascii="宋体" w:hAnsi="宋体" w:eastAsia="宋体"/>
+        </w:rPr>
+        <w:t>验证：tools/verify_plan_param_parity.py，</w:t>
+      </w:r>
+      <w:r>
+        <w:rPr>
+          <w:b/>
+          <w:sz w:val="21"/>
+          <w:rFonts w:ascii="宋体" w:hAnsi="宋体" w:eastAsia="宋体"/>
+        </w:rPr>
+        <w:t>37 项全过</w:t>
+      </w:r>
+      <w:r>
+        <w:rPr>
+          <w:b w:val="0"/>
+          <w:sz w:val="21"/>
+          <w:rFonts w:ascii="宋体" w:hAnsi="宋体" w:eastAsia="宋体"/>
+        </w:rPr>
+        <w:t>，含真实 HTTP 打网关的端到端比对——</w:t>
+      </w:r>
+    </w:p>
+    <w:p>
+      <w:pPr>
+        <w:spacing w:after="80"/>
+      </w:pPr>
+      <w:r>
+        <w:rPr>
+          <w:b w:val="0"/>
+          <w:sz w:val="21"/>
+          <w:rFonts w:ascii="宋体" w:hAnsi="宋体" w:eastAsia="宋体"/>
+        </w:rPr>
+        <w:t>网关返回 code=2、reason 为 invalid_request: plan_days must be an integer；</w:t>
+      </w:r>
+    </w:p>
+    <w:p>
+      <w:pPr>
+        <w:spacing w:after="80"/>
+      </w:pPr>
+      <w:r>
+        <w:rPr>
+          <w:b w:val="0"/>
+          <w:sz w:val="21"/>
+          <w:rFonts w:ascii="宋体" w:hAnsi="宋体" w:eastAsia="宋体"/>
+        </w:rPr>
+        <w:t>我侧同为 code=2 且 HTTP 调用 0 次。协议测试新增 21b 组断言锁死（共 144 项断言通过）。</w:t>
+      </w:r>
+    </w:p>
+    <w:p>
+      <w:pPr>
+        <w:spacing w:after="80"/>
+      </w:pPr>
+      <w:r>
+        <w:rPr>
+          <w:b w:val="0"/>
+          <w:sz w:val="21"/>
+          <w:rFonts w:ascii="宋体" w:hAnsi="宋体" w:eastAsia="宋体"/>
+        </w:rPr>
+        <w:t xml:space="preserve">⚠️ </w:t>
+      </w:r>
+      <w:r>
+        <w:rPr>
+          <w:b/>
+          <w:sz w:val="21"/>
+          <w:rFonts w:ascii="宋体" w:hAnsi="宋体" w:eastAsia="宋体"/>
+        </w:rPr>
+        <w:t>对三号有连带影响，已同步给他</w:t>
+      </w:r>
+      <w:r>
+        <w:rPr>
+          <w:b w:val="0"/>
+          <w:sz w:val="21"/>
+          <w:rFonts w:ascii="宋体" w:hAnsi="宋体" w:eastAsia="宋体"/>
+        </w:rPr>
+        <w:t>：前端若传 "3天" 这类带单位的字符串，</w:t>
+      </w:r>
+    </w:p>
+    <w:p>
+      <w:pPr>
+        <w:spacing w:after="80"/>
+      </w:pPr>
+      <w:r>
+        <w:rPr>
+          <w:b w:val="0"/>
+          <w:sz w:val="21"/>
+          <w:rFonts w:ascii="宋体" w:hAnsi="宋体" w:eastAsia="宋体"/>
+        </w:rPr>
+        <w:t>以前是静默降级成 3 天，现在会直接报错。</w:t>
+      </w:r>
+      <w:r>
+        <w:rPr>
+          <w:b/>
+          <w:sz w:val="21"/>
+          <w:rFonts w:ascii="宋体" w:hAnsi="宋体" w:eastAsia="宋体"/>
+        </w:rPr>
+        <w:t>请传纯数字</w:t>
+      </w:r>
+      <w:r>
+        <w:rPr>
+          <w:b w:val="0"/>
+          <w:sz w:val="21"/>
+          <w:rFonts w:ascii="宋体" w:hAnsi="宋体" w:eastAsia="宋体"/>
+        </w:rPr>
+        <w:t>。</w:t>
+      </w:r>
+    </w:p>
+    <w:p>
+      <w:pPr>
+        <w:spacing w:before="200" w:after="120"/>
+      </w:pPr>
+      <w:r>
+        <w:rPr>
+          <w:b/>
+          <w:sz w:val="28"/>
+          <w:rFonts w:ascii="微软雅黑" w:hAnsi="微软雅黑" w:eastAsia="微软雅黑"/>
+        </w:rPr>
+        <w:t>九 未完成 / 待确认</w:t>
       </w:r>
     </w:p>
     <w:p>
@@ -3259,40 +3941,6 @@
           <w:rFonts w:ascii="宋体" w:hAnsi="宋体" w:eastAsia="宋体"/>
         </w:rPr>
         <w:t>：等四号给完整题干 + 人工转写 + 参考答案后再验，我不先用残片下结论；</w:t>
-      </w:r>
-    </w:p>
-    <w:p>
-      <w:pPr>
-        <w:pStyle w:val="ListNumber"/>
-      </w:pPr>
-      <w:r>
-        <w:rPr>
-          <w:b/>
-          <w:sz w:val="21"/>
-          <w:rFonts w:ascii="宋体" w:hAnsi="宋体" w:eastAsia="宋体"/>
-        </w:rPr>
-        <w:t>计划参数非法类型的两入口差异</w:t>
-      </w:r>
-      <w:r>
-        <w:rPr>
-          <w:b w:val="0"/>
-          <w:sz w:val="21"/>
-          <w:rFonts w:ascii="宋体" w:hAnsi="宋体" w:eastAsia="宋体"/>
-        </w:rPr>
-        <w:t>：仍待统一。我侧是"夹取到合法范围并记 notes"，</w:t>
-      </w:r>
-    </w:p>
-    <w:p>
-      <w:pPr>
-        <w:spacing w:after="80"/>
-      </w:pPr>
-      <w:r>
-        <w:rPr>
-          <w:b w:val="0"/>
-          <w:sz w:val="21"/>
-          <w:rFonts w:ascii="宋体" w:hAnsi="宋体" w:eastAsia="宋体"/>
-        </w:rPr>
-        <w:t>网关是"直接拒绝"。要统一成哪种口径请你定个方向，我改；</w:t>
       </w:r>
     </w:p>
     <w:p>
